--- a/linux系统应用/Chaoxing/homework3/实验三 shell编程实验（一）.docx
+++ b/linux系统应用/Chaoxing/homework3/实验三 shell编程实验（一）.docx
@@ -48,7 +48,6 @@
     </w:p>
     <w:p>
       <w:pPr>
-        <w:spacing w:before="312"/>
         <w:rPr>
           <w:rFonts w:ascii="宋体" w:hAnsi="宋体" w:hint="eastAsia"/>
           <w:szCs w:val="21"/>
@@ -71,174 +70,227 @@
           <w:u w:val="single"/>
           <w:lang w:eastAsia="zh-CN"/>
         </w:rPr>
+        <w:t xml:space="preserve"> </w:t>
+      </w:r>
+      <w:r>
+        <w:rPr>
+          <w:rFonts w:ascii="宋体" w:hAnsi="宋体" w:hint="eastAsia"/>
+          <w:szCs w:val="21"/>
+          <w:u w:val="single"/>
+          <w:lang w:eastAsia="zh-CN"/>
+        </w:rPr>
+        <w:t>计算机222</w:t>
+      </w:r>
+      <w:r>
+        <w:rPr>
+          <w:rFonts w:ascii="宋体" w:hAnsi="宋体"/>
+          <w:szCs w:val="21"/>
+          <w:u w:val="single"/>
+          <w:lang w:eastAsia="zh-CN"/>
+        </w:rPr>
+        <w:t xml:space="preserve">    </w:t>
+      </w:r>
+      <w:r>
+        <w:rPr>
+          <w:rFonts w:ascii="宋体" w:hAnsi="宋体"/>
+          <w:szCs w:val="21"/>
+          <w:lang w:eastAsia="zh-CN"/>
+        </w:rPr>
+        <w:t xml:space="preserve"> 姓名：</w:t>
+      </w:r>
+      <w:r>
+        <w:rPr>
+          <w:rFonts w:ascii="宋体" w:hAnsi="宋体"/>
+          <w:szCs w:val="21"/>
+          <w:u w:val="single"/>
+          <w:lang w:eastAsia="zh-CN"/>
+        </w:rPr>
+        <w:t xml:space="preserve"> </w:t>
+      </w:r>
+      <w:r>
+        <w:rPr>
+          <w:rFonts w:ascii="宋体" w:hAnsi="宋体" w:hint="eastAsia"/>
+          <w:szCs w:val="21"/>
+          <w:u w:val="single"/>
+          <w:lang w:eastAsia="zh-CN"/>
+        </w:rPr>
+        <w:t>章崇文</w:t>
+      </w:r>
+      <w:r>
+        <w:rPr>
+          <w:rFonts w:ascii="宋体" w:hAnsi="宋体"/>
+          <w:szCs w:val="21"/>
+          <w:u w:val="single"/>
+          <w:lang w:eastAsia="zh-CN"/>
+        </w:rPr>
+        <w:t xml:space="preserve">      </w:t>
+      </w:r>
+      <w:r>
+        <w:rPr>
+          <w:rFonts w:ascii="宋体" w:hAnsi="宋体"/>
+          <w:szCs w:val="21"/>
+          <w:lang w:eastAsia="zh-CN"/>
+        </w:rPr>
+        <w:t xml:space="preserve">  学号：</w:t>
+      </w:r>
+      <w:r>
+        <w:rPr>
+          <w:rFonts w:ascii="宋体" w:hAnsi="宋体"/>
+          <w:szCs w:val="21"/>
+          <w:u w:val="single"/>
+          <w:lang w:eastAsia="zh-CN"/>
+        </w:rPr>
+        <w:t xml:space="preserve"> </w:t>
+      </w:r>
+      <w:r>
+        <w:rPr>
+          <w:rFonts w:ascii="宋体" w:hAnsi="宋体" w:hint="eastAsia"/>
+          <w:szCs w:val="21"/>
+          <w:u w:val="single"/>
+          <w:lang w:eastAsia="zh-CN"/>
+        </w:rPr>
+        <w:t>202202296</w:t>
+      </w:r>
+      <w:r>
+        <w:rPr>
+          <w:rFonts w:ascii="宋体" w:hAnsi="宋体"/>
+          <w:szCs w:val="21"/>
+          <w:u w:val="single"/>
+          <w:lang w:eastAsia="zh-CN"/>
+        </w:rPr>
+        <w:t xml:space="preserve">      </w:t>
+      </w:r>
+      <w:r>
+        <w:rPr>
+          <w:rFonts w:ascii="宋体" w:hAnsi="宋体"/>
+          <w:szCs w:val="21"/>
+          <w:lang w:eastAsia="zh-CN"/>
+        </w:rPr>
+        <w:t xml:space="preserve"> 上机时间：</w:t>
+      </w:r>
+      <w:r>
+        <w:rPr>
+          <w:rFonts w:ascii="宋体" w:hAnsi="宋体"/>
+          <w:szCs w:val="21"/>
+          <w:u w:val="single"/>
+          <w:lang w:eastAsia="zh-CN"/>
+        </w:rPr>
+        <w:t xml:space="preserve">              </w:t>
+      </w:r>
+    </w:p>
+    <w:p>
+      <w:pPr>
+        <w:rPr>
+          <w:rFonts w:ascii="宋体" w:hAnsi="宋体" w:hint="eastAsia"/>
+          <w:szCs w:val="21"/>
+          <w:u w:val="single"/>
+          <w:lang w:eastAsia="zh-CN"/>
+        </w:rPr>
+      </w:pPr>
+      <w:r>
+        <w:rPr>
+          <w:rFonts w:ascii="宋体" w:hAnsi="宋体"/>
+          <w:szCs w:val="21"/>
+          <w:lang w:eastAsia="zh-CN"/>
+        </w:rPr>
+        <w:t>任课教师：</w:t>
+      </w:r>
+      <w:r>
+        <w:rPr>
+          <w:rFonts w:ascii="宋体" w:hAnsi="宋体"/>
+          <w:szCs w:val="21"/>
+          <w:u w:val="single"/>
+          <w:lang w:eastAsia="zh-CN"/>
+        </w:rPr>
+        <w:t xml:space="preserve">    </w:t>
+      </w:r>
+      <w:r>
+        <w:rPr>
+          <w:rFonts w:ascii="宋体" w:hAnsi="宋体" w:hint="eastAsia"/>
+          <w:szCs w:val="21"/>
+          <w:u w:val="single"/>
+          <w:lang w:eastAsia="zh-CN"/>
+        </w:rPr>
+        <w:t>黄连丽</w:t>
+      </w:r>
+      <w:r>
+        <w:rPr>
+          <w:rFonts w:ascii="宋体" w:hAnsi="宋体"/>
+          <w:szCs w:val="21"/>
+          <w:u w:val="single"/>
+          <w:lang w:eastAsia="zh-CN"/>
+        </w:rPr>
+        <w:t xml:space="preserve">            </w:t>
+      </w:r>
+      <w:r>
+        <w:rPr>
+          <w:rFonts w:ascii="宋体" w:hAnsi="宋体"/>
+          <w:szCs w:val="21"/>
+          <w:lang w:eastAsia="zh-CN"/>
+        </w:rPr>
+        <w:t xml:space="preserve">    实验教师：</w:t>
+      </w:r>
+      <w:r>
+        <w:rPr>
+          <w:rFonts w:ascii="宋体" w:hAnsi="宋体"/>
+          <w:szCs w:val="21"/>
+          <w:u w:val="single"/>
+          <w:lang w:eastAsia="zh-CN"/>
+        </w:rPr>
+        <w:t xml:space="preserve">   </w:t>
+      </w:r>
+      <w:r>
+        <w:rPr>
+          <w:rFonts w:ascii="宋体" w:hAnsi="宋体" w:hint="eastAsia"/>
+          <w:szCs w:val="21"/>
+          <w:u w:val="single"/>
+          <w:lang w:eastAsia="zh-CN"/>
+        </w:rPr>
+        <w:t>黄连丽</w:t>
+      </w:r>
+      <w:r>
+        <w:rPr>
+          <w:rFonts w:ascii="宋体" w:hAnsi="宋体"/>
+          <w:szCs w:val="21"/>
+          <w:u w:val="single"/>
+          <w:lang w:eastAsia="zh-CN"/>
+        </w:rPr>
+        <w:t xml:space="preserve">              </w:t>
+      </w:r>
+      <w:r>
+        <w:rPr>
+          <w:rFonts w:ascii="宋体" w:hAnsi="宋体"/>
+          <w:szCs w:val="21"/>
+          <w:lang w:eastAsia="zh-CN"/>
+        </w:rPr>
+        <w:t xml:space="preserve">  实验成绩：</w:t>
+      </w:r>
+      <w:r>
+        <w:rPr>
+          <w:rFonts w:ascii="宋体" w:hAnsi="宋体"/>
+          <w:szCs w:val="21"/>
+          <w:u w:val="single"/>
+          <w:lang w:eastAsia="zh-CN"/>
+        </w:rPr>
+        <w:t xml:space="preserve">     </w:t>
+      </w:r>
+      <w:r>
+        <w:rPr>
+          <w:rFonts w:ascii="宋体" w:hAnsi="宋体" w:hint="eastAsia"/>
+          <w:szCs w:val="21"/>
+          <w:u w:val="single"/>
+          <w:lang w:eastAsia="zh-CN"/>
+        </w:rPr>
         <w:t xml:space="preserve">  </w:t>
       </w:r>
       <w:r>
         <w:rPr>
-          <w:rFonts w:ascii="宋体" w:hAnsi="宋体" w:hint="eastAsia"/>
+          <w:rFonts w:ascii="宋体" w:hAnsi="宋体"/>
           <w:szCs w:val="21"/>
           <w:u w:val="single"/>
           <w:lang w:eastAsia="zh-CN"/>
         </w:rPr>
-        <w:t>计算机222</w:t>
-      </w:r>
-      <w:r>
-        <w:rPr>
-          <w:rFonts w:ascii="宋体" w:hAnsi="宋体"/>
-          <w:szCs w:val="21"/>
-          <w:u w:val="single"/>
-          <w:lang w:eastAsia="zh-CN"/>
-        </w:rPr>
-        <w:t xml:space="preserve">    </w:t>
-      </w:r>
-      <w:r>
-        <w:rPr>
-          <w:rFonts w:ascii="宋体" w:hAnsi="宋体"/>
-          <w:szCs w:val="21"/>
-          <w:lang w:eastAsia="zh-CN"/>
-        </w:rPr>
-        <w:t xml:space="preserve">  姓名：</w:t>
-      </w:r>
-      <w:r>
-        <w:rPr>
-          <w:rFonts w:ascii="宋体" w:hAnsi="宋体"/>
-          <w:szCs w:val="21"/>
-          <w:u w:val="single"/>
-          <w:lang w:eastAsia="zh-CN"/>
-        </w:rPr>
-        <w:t xml:space="preserve"> </w:t>
-      </w:r>
-      <w:r>
-        <w:rPr>
-          <w:rFonts w:ascii="宋体" w:hAnsi="宋体" w:hint="eastAsia"/>
-          <w:szCs w:val="21"/>
-          <w:u w:val="single"/>
-          <w:lang w:eastAsia="zh-CN"/>
-        </w:rPr>
-        <w:t>章崇文</w:t>
-      </w:r>
-      <w:r>
-        <w:rPr>
-          <w:rFonts w:ascii="宋体" w:hAnsi="宋体"/>
-          <w:szCs w:val="21"/>
-          <w:u w:val="single"/>
-          <w:lang w:eastAsia="zh-CN"/>
-        </w:rPr>
-        <w:t xml:space="preserve">      </w:t>
-      </w:r>
-      <w:r>
-        <w:rPr>
-          <w:rFonts w:ascii="宋体" w:hAnsi="宋体"/>
-          <w:szCs w:val="21"/>
-          <w:lang w:eastAsia="zh-CN"/>
-        </w:rPr>
-        <w:t xml:space="preserve"> 学号：</w:t>
-      </w:r>
-      <w:r>
-        <w:rPr>
-          <w:rFonts w:ascii="宋体" w:hAnsi="宋体"/>
-          <w:szCs w:val="21"/>
-          <w:u w:val="single"/>
-          <w:lang w:eastAsia="zh-CN"/>
-        </w:rPr>
-        <w:t xml:space="preserve"> </w:t>
-      </w:r>
-      <w:r>
-        <w:rPr>
-          <w:rFonts w:ascii="宋体" w:hAnsi="宋体" w:hint="eastAsia"/>
-          <w:szCs w:val="21"/>
-          <w:u w:val="single"/>
-          <w:lang w:eastAsia="zh-CN"/>
-        </w:rPr>
-        <w:t>202202296</w:t>
-      </w:r>
-      <w:r>
-        <w:rPr>
-          <w:rFonts w:ascii="宋体" w:hAnsi="宋体"/>
-          <w:szCs w:val="21"/>
-          <w:u w:val="single"/>
-          <w:lang w:eastAsia="zh-CN"/>
-        </w:rPr>
-        <w:t xml:space="preserve">       </w:t>
-      </w:r>
-      <w:r>
-        <w:rPr>
-          <w:rFonts w:ascii="宋体" w:hAnsi="宋体"/>
-          <w:szCs w:val="21"/>
-          <w:lang w:eastAsia="zh-CN"/>
-        </w:rPr>
-        <w:t xml:space="preserve">  上机时间：</w:t>
-      </w:r>
-      <w:r>
-        <w:rPr>
-          <w:rFonts w:ascii="宋体" w:hAnsi="宋体"/>
-          <w:szCs w:val="21"/>
-          <w:u w:val="single"/>
-          <w:lang w:eastAsia="zh-CN"/>
-        </w:rPr>
-        <w:t xml:space="preserve">              </w:t>
-      </w:r>
-    </w:p>
-    <w:p>
-      <w:pPr>
-        <w:spacing w:before="312"/>
-        <w:rPr>
-          <w:rFonts w:ascii="宋体" w:hAnsi="宋体" w:hint="eastAsia"/>
-          <w:szCs w:val="21"/>
-          <w:u w:val="single"/>
-          <w:lang w:eastAsia="zh-CN"/>
-        </w:rPr>
-      </w:pPr>
-      <w:r>
-        <w:rPr>
-          <w:rFonts w:ascii="宋体" w:hAnsi="宋体"/>
-          <w:szCs w:val="21"/>
-          <w:lang w:eastAsia="zh-CN"/>
-        </w:rPr>
-        <w:t>任课教师：</w:t>
-      </w:r>
-      <w:r>
-        <w:rPr>
-          <w:rFonts w:ascii="宋体" w:hAnsi="宋体"/>
-          <w:szCs w:val="21"/>
-          <w:u w:val="single"/>
-          <w:lang w:eastAsia="zh-CN"/>
-        </w:rPr>
-        <w:t xml:space="preserve">                 </w:t>
-      </w:r>
-      <w:r>
-        <w:rPr>
-          <w:rFonts w:ascii="宋体" w:hAnsi="宋体"/>
-          <w:szCs w:val="21"/>
-          <w:lang w:eastAsia="zh-CN"/>
-        </w:rPr>
-        <w:t xml:space="preserve">     实验教师：</w:t>
-      </w:r>
-      <w:r>
-        <w:rPr>
-          <w:rFonts w:ascii="宋体" w:hAnsi="宋体"/>
-          <w:szCs w:val="21"/>
-          <w:u w:val="single"/>
-          <w:lang w:eastAsia="zh-CN"/>
-        </w:rPr>
-        <w:t xml:space="preserve">                 </w:t>
-      </w:r>
-      <w:r>
-        <w:rPr>
-          <w:rFonts w:ascii="宋体" w:hAnsi="宋体"/>
-          <w:szCs w:val="21"/>
-          <w:lang w:eastAsia="zh-CN"/>
-        </w:rPr>
-        <w:t xml:space="preserve">      实验成绩：</w:t>
-      </w:r>
-      <w:r>
-        <w:rPr>
-          <w:rFonts w:ascii="宋体" w:hAnsi="宋体"/>
-          <w:szCs w:val="21"/>
-          <w:u w:val="single"/>
-          <w:lang w:eastAsia="zh-CN"/>
-        </w:rPr>
-        <w:t xml:space="preserve">               </w:t>
+        <w:t xml:space="preserve">     </w:t>
       </w:r>
     </w:p>
     <w:p>
@@ -516,7 +568,7 @@
     <w:p>
       <w:pPr>
         <w:rPr>
-          <w:rFonts w:ascii="宋体" w:hAnsi="宋体"/>
+          <w:rFonts w:ascii="宋体" w:hAnsi="宋体" w:hint="eastAsia"/>
           <w:b/>
           <w:bCs/>
           <w:szCs w:val="21"/>
@@ -633,7 +685,7 @@
     <w:p>
       <w:pPr>
         <w:rPr>
-          <w:rFonts w:ascii="宋体" w:hAnsi="宋体"/>
+          <w:rFonts w:ascii="宋体" w:hAnsi="宋体" w:hint="eastAsia"/>
           <w:b/>
           <w:bCs/>
           <w:szCs w:val="21"/>
@@ -648,6 +700,7 @@
           <w:szCs w:val="21"/>
           <w:lang w:eastAsia="zh-CN"/>
         </w:rPr>
+        <w:lastRenderedPageBreak/>
         <w:t>运行结果</w:t>
       </w:r>
     </w:p>
@@ -714,7 +767,7 @@
     <w:p>
       <w:pPr>
         <w:rPr>
-          <w:rFonts w:ascii="宋体" w:hAnsi="宋体"/>
+          <w:rFonts w:ascii="宋体" w:hAnsi="宋体" w:hint="eastAsia"/>
           <w:b/>
           <w:bCs/>
           <w:szCs w:val="21"/>
@@ -795,7 +848,7 @@
     <w:p>
       <w:pPr>
         <w:rPr>
-          <w:rFonts w:ascii="宋体" w:hAnsi="宋体"/>
+          <w:rFonts w:ascii="宋体" w:hAnsi="宋体" w:hint="eastAsia"/>
           <w:b/>
           <w:bCs/>
           <w:szCs w:val="21"/>
@@ -828,7 +881,7 @@
     <w:p>
       <w:pPr>
         <w:rPr>
-          <w:rFonts w:ascii="宋体" w:hAnsi="宋体"/>
+          <w:rFonts w:ascii="宋体" w:hAnsi="宋体" w:hint="eastAsia"/>
           <w:szCs w:val="21"/>
           <w:lang w:eastAsia="zh-CN"/>
         </w:rPr>
@@ -936,7 +989,7 @@
     <w:p>
       <w:pPr>
         <w:rPr>
-          <w:rFonts w:ascii="宋体" w:hAnsi="宋体"/>
+          <w:rFonts w:ascii="宋体" w:hAnsi="宋体" w:hint="eastAsia"/>
           <w:szCs w:val="21"/>
           <w:lang w:eastAsia="zh-CN"/>
         </w:rPr>
@@ -952,7 +1005,7 @@
     <w:p>
       <w:pPr>
         <w:rPr>
-          <w:rFonts w:ascii="宋体" w:hAnsi="宋体"/>
+          <w:rFonts w:ascii="宋体" w:hAnsi="宋体" w:hint="eastAsia"/>
           <w:b/>
           <w:bCs/>
           <w:szCs w:val="21"/>
@@ -1043,7 +1096,7 @@
     <w:p>
       <w:pPr>
         <w:rPr>
-          <w:rFonts w:ascii="宋体" w:hAnsi="宋体"/>
+          <w:rFonts w:ascii="宋体" w:hAnsi="宋体" w:hint="eastAsia"/>
           <w:b/>
           <w:bCs/>
           <w:szCs w:val="21"/>
@@ -1054,7 +1107,7 @@
     <w:p>
       <w:pPr>
         <w:rPr>
-          <w:rFonts w:ascii="宋体" w:hAnsi="宋体"/>
+          <w:rFonts w:ascii="宋体" w:hAnsi="宋体" w:hint="eastAsia"/>
           <w:b/>
           <w:bCs/>
           <w:szCs w:val="21"/>
@@ -1076,7 +1129,7 @@
     <w:p>
       <w:pPr>
         <w:rPr>
-          <w:rFonts w:ascii="宋体" w:hAnsi="宋体"/>
+          <w:rFonts w:ascii="宋体" w:hAnsi="宋体" w:hint="eastAsia"/>
           <w:b/>
           <w:bCs/>
           <w:szCs w:val="21"/>
@@ -1109,7 +1162,7 @@
     <w:p>
       <w:pPr>
         <w:rPr>
-          <w:rFonts w:ascii="宋体" w:hAnsi="宋体"/>
+          <w:rFonts w:ascii="宋体" w:hAnsi="宋体" w:hint="eastAsia"/>
           <w:szCs w:val="21"/>
           <w:lang w:eastAsia="zh-CN"/>
         </w:rPr>
@@ -1158,250 +1211,250 @@
     <w:p>
       <w:pPr>
         <w:rPr>
-          <w:rFonts w:ascii="宋体" w:hAnsi="宋体"/>
-          <w:szCs w:val="21"/>
-          <w:lang w:eastAsia="zh-CN"/>
-        </w:rPr>
-      </w:pPr>
-    </w:p>
-    <w:p>
-      <w:pPr>
-        <w:rPr>
-          <w:rFonts w:ascii="宋体" w:hAnsi="宋体"/>
-          <w:szCs w:val="21"/>
-          <w:lang w:eastAsia="zh-CN"/>
-        </w:rPr>
-      </w:pPr>
-    </w:p>
-    <w:p>
-      <w:pPr>
-        <w:rPr>
-          <w:rFonts w:ascii="宋体" w:hAnsi="宋体"/>
-          <w:szCs w:val="21"/>
-          <w:lang w:eastAsia="zh-CN"/>
-        </w:rPr>
-      </w:pPr>
-    </w:p>
-    <w:p>
-      <w:pPr>
-        <w:rPr>
-          <w:rFonts w:ascii="宋体" w:hAnsi="宋体"/>
-          <w:szCs w:val="21"/>
-          <w:lang w:eastAsia="zh-CN"/>
-        </w:rPr>
-      </w:pPr>
-    </w:p>
-    <w:p>
-      <w:pPr>
-        <w:rPr>
-          <w:rFonts w:ascii="宋体" w:hAnsi="宋体"/>
-          <w:szCs w:val="21"/>
-          <w:lang w:eastAsia="zh-CN"/>
-        </w:rPr>
-      </w:pPr>
-    </w:p>
-    <w:p>
-      <w:pPr>
-        <w:rPr>
-          <w:rFonts w:ascii="宋体" w:hAnsi="宋体"/>
-          <w:szCs w:val="21"/>
-          <w:lang w:eastAsia="zh-CN"/>
-        </w:rPr>
-      </w:pPr>
-    </w:p>
-    <w:p>
-      <w:pPr>
-        <w:rPr>
-          <w:rFonts w:ascii="宋体" w:hAnsi="宋体"/>
-          <w:szCs w:val="21"/>
-          <w:lang w:eastAsia="zh-CN"/>
-        </w:rPr>
-      </w:pPr>
-    </w:p>
-    <w:p>
-      <w:pPr>
-        <w:rPr>
-          <w:rFonts w:ascii="宋体" w:hAnsi="宋体"/>
-          <w:szCs w:val="21"/>
-          <w:lang w:eastAsia="zh-CN"/>
-        </w:rPr>
-      </w:pPr>
-    </w:p>
-    <w:p>
-      <w:pPr>
-        <w:rPr>
-          <w:rFonts w:ascii="宋体" w:hAnsi="宋体"/>
-          <w:szCs w:val="21"/>
-          <w:lang w:eastAsia="zh-CN"/>
-        </w:rPr>
-      </w:pPr>
-    </w:p>
-    <w:p>
-      <w:pPr>
-        <w:rPr>
-          <w:rFonts w:ascii="宋体" w:hAnsi="宋体"/>
-          <w:szCs w:val="21"/>
-          <w:lang w:eastAsia="zh-CN"/>
-        </w:rPr>
-      </w:pPr>
-    </w:p>
-    <w:p>
-      <w:pPr>
-        <w:rPr>
-          <w:rFonts w:ascii="宋体" w:hAnsi="宋体"/>
-          <w:szCs w:val="21"/>
-          <w:lang w:eastAsia="zh-CN"/>
-        </w:rPr>
-      </w:pPr>
-    </w:p>
-    <w:p>
-      <w:pPr>
-        <w:rPr>
-          <w:rFonts w:ascii="宋体" w:hAnsi="宋体"/>
-          <w:szCs w:val="21"/>
-          <w:lang w:eastAsia="zh-CN"/>
-        </w:rPr>
-      </w:pPr>
-    </w:p>
-    <w:p>
-      <w:pPr>
-        <w:rPr>
-          <w:rFonts w:ascii="宋体" w:hAnsi="宋体"/>
-          <w:szCs w:val="21"/>
-          <w:lang w:eastAsia="zh-CN"/>
-        </w:rPr>
-      </w:pPr>
-    </w:p>
-    <w:p>
-      <w:pPr>
-        <w:rPr>
-          <w:rFonts w:ascii="宋体" w:hAnsi="宋体"/>
-          <w:szCs w:val="21"/>
-          <w:lang w:eastAsia="zh-CN"/>
-        </w:rPr>
-      </w:pPr>
-    </w:p>
-    <w:p>
-      <w:pPr>
-        <w:rPr>
-          <w:rFonts w:ascii="宋体" w:hAnsi="宋体"/>
-          <w:szCs w:val="21"/>
-          <w:lang w:eastAsia="zh-CN"/>
-        </w:rPr>
-      </w:pPr>
-    </w:p>
-    <w:p>
-      <w:pPr>
-        <w:rPr>
-          <w:rFonts w:ascii="宋体" w:hAnsi="宋体"/>
-          <w:szCs w:val="21"/>
-          <w:lang w:eastAsia="zh-CN"/>
-        </w:rPr>
-      </w:pPr>
-    </w:p>
-    <w:p>
-      <w:pPr>
-        <w:rPr>
-          <w:rFonts w:ascii="宋体" w:hAnsi="宋体"/>
-          <w:szCs w:val="21"/>
-          <w:lang w:eastAsia="zh-CN"/>
-        </w:rPr>
-      </w:pPr>
-    </w:p>
-    <w:p>
-      <w:pPr>
-        <w:rPr>
-          <w:rFonts w:ascii="宋体" w:hAnsi="宋体"/>
-          <w:szCs w:val="21"/>
-          <w:lang w:eastAsia="zh-CN"/>
-        </w:rPr>
-      </w:pPr>
-    </w:p>
-    <w:p>
-      <w:pPr>
-        <w:rPr>
-          <w:rFonts w:ascii="宋体" w:hAnsi="宋体"/>
-          <w:szCs w:val="21"/>
-          <w:lang w:eastAsia="zh-CN"/>
-        </w:rPr>
-      </w:pPr>
-    </w:p>
-    <w:p>
-      <w:pPr>
-        <w:rPr>
-          <w:rFonts w:ascii="宋体" w:hAnsi="宋体"/>
-          <w:szCs w:val="21"/>
-          <w:lang w:eastAsia="zh-CN"/>
-        </w:rPr>
-      </w:pPr>
-    </w:p>
-    <w:p>
-      <w:pPr>
-        <w:rPr>
-          <w:rFonts w:ascii="宋体" w:hAnsi="宋体"/>
-          <w:szCs w:val="21"/>
-          <w:lang w:eastAsia="zh-CN"/>
-        </w:rPr>
-      </w:pPr>
-    </w:p>
-    <w:p>
-      <w:pPr>
-        <w:rPr>
-          <w:rFonts w:ascii="宋体" w:hAnsi="宋体"/>
-          <w:szCs w:val="21"/>
-          <w:lang w:eastAsia="zh-CN"/>
-        </w:rPr>
-      </w:pPr>
-    </w:p>
-    <w:p>
-      <w:pPr>
-        <w:rPr>
-          <w:rFonts w:ascii="宋体" w:hAnsi="宋体"/>
-          <w:szCs w:val="21"/>
-          <w:lang w:eastAsia="zh-CN"/>
-        </w:rPr>
-      </w:pPr>
-    </w:p>
-    <w:p>
-      <w:pPr>
-        <w:rPr>
-          <w:rFonts w:ascii="宋体" w:hAnsi="宋体"/>
-          <w:szCs w:val="21"/>
-          <w:lang w:eastAsia="zh-CN"/>
-        </w:rPr>
-      </w:pPr>
-    </w:p>
-    <w:p>
-      <w:pPr>
-        <w:rPr>
-          <w:rFonts w:ascii="宋体" w:hAnsi="宋体"/>
-          <w:szCs w:val="21"/>
-          <w:lang w:eastAsia="zh-CN"/>
-        </w:rPr>
-      </w:pPr>
-    </w:p>
-    <w:p>
-      <w:pPr>
-        <w:rPr>
-          <w:rFonts w:ascii="宋体" w:hAnsi="宋体"/>
-          <w:szCs w:val="21"/>
-          <w:lang w:eastAsia="zh-CN"/>
-        </w:rPr>
-      </w:pPr>
-    </w:p>
-    <w:p>
-      <w:pPr>
-        <w:rPr>
-          <w:rFonts w:ascii="宋体" w:hAnsi="宋体"/>
-          <w:szCs w:val="21"/>
-          <w:lang w:eastAsia="zh-CN"/>
-        </w:rPr>
-      </w:pPr>
-    </w:p>
-    <w:p>
-      <w:pPr>
-        <w:rPr>
-          <w:rFonts w:ascii="宋体" w:hAnsi="宋体"/>
+          <w:rFonts w:ascii="宋体" w:hAnsi="宋体" w:hint="eastAsia"/>
+          <w:szCs w:val="21"/>
+          <w:lang w:eastAsia="zh-CN"/>
+        </w:rPr>
+      </w:pPr>
+    </w:p>
+    <w:p>
+      <w:pPr>
+        <w:rPr>
+          <w:rFonts w:ascii="宋体" w:hAnsi="宋体" w:hint="eastAsia"/>
+          <w:szCs w:val="21"/>
+          <w:lang w:eastAsia="zh-CN"/>
+        </w:rPr>
+      </w:pPr>
+    </w:p>
+    <w:p>
+      <w:pPr>
+        <w:rPr>
+          <w:rFonts w:ascii="宋体" w:hAnsi="宋体" w:hint="eastAsia"/>
+          <w:szCs w:val="21"/>
+          <w:lang w:eastAsia="zh-CN"/>
+        </w:rPr>
+      </w:pPr>
+    </w:p>
+    <w:p>
+      <w:pPr>
+        <w:rPr>
+          <w:rFonts w:ascii="宋体" w:hAnsi="宋体" w:hint="eastAsia"/>
+          <w:szCs w:val="21"/>
+          <w:lang w:eastAsia="zh-CN"/>
+        </w:rPr>
+      </w:pPr>
+    </w:p>
+    <w:p>
+      <w:pPr>
+        <w:rPr>
+          <w:rFonts w:ascii="宋体" w:hAnsi="宋体" w:hint="eastAsia"/>
+          <w:szCs w:val="21"/>
+          <w:lang w:eastAsia="zh-CN"/>
+        </w:rPr>
+      </w:pPr>
+    </w:p>
+    <w:p>
+      <w:pPr>
+        <w:rPr>
+          <w:rFonts w:ascii="宋体" w:hAnsi="宋体" w:hint="eastAsia"/>
+          <w:szCs w:val="21"/>
+          <w:lang w:eastAsia="zh-CN"/>
+        </w:rPr>
+      </w:pPr>
+    </w:p>
+    <w:p>
+      <w:pPr>
+        <w:rPr>
+          <w:rFonts w:ascii="宋体" w:hAnsi="宋体" w:hint="eastAsia"/>
+          <w:szCs w:val="21"/>
+          <w:lang w:eastAsia="zh-CN"/>
+        </w:rPr>
+      </w:pPr>
+    </w:p>
+    <w:p>
+      <w:pPr>
+        <w:rPr>
+          <w:rFonts w:ascii="宋体" w:hAnsi="宋体" w:hint="eastAsia"/>
+          <w:szCs w:val="21"/>
+          <w:lang w:eastAsia="zh-CN"/>
+        </w:rPr>
+      </w:pPr>
+    </w:p>
+    <w:p>
+      <w:pPr>
+        <w:rPr>
+          <w:rFonts w:ascii="宋体" w:hAnsi="宋体" w:hint="eastAsia"/>
+          <w:szCs w:val="21"/>
+          <w:lang w:eastAsia="zh-CN"/>
+        </w:rPr>
+      </w:pPr>
+    </w:p>
+    <w:p>
+      <w:pPr>
+        <w:rPr>
+          <w:rFonts w:ascii="宋体" w:hAnsi="宋体" w:hint="eastAsia"/>
+          <w:szCs w:val="21"/>
+          <w:lang w:eastAsia="zh-CN"/>
+        </w:rPr>
+      </w:pPr>
+    </w:p>
+    <w:p>
+      <w:pPr>
+        <w:rPr>
+          <w:rFonts w:ascii="宋体" w:hAnsi="宋体" w:hint="eastAsia"/>
+          <w:szCs w:val="21"/>
+          <w:lang w:eastAsia="zh-CN"/>
+        </w:rPr>
+      </w:pPr>
+    </w:p>
+    <w:p>
+      <w:pPr>
+        <w:rPr>
+          <w:rFonts w:ascii="宋体" w:hAnsi="宋体" w:hint="eastAsia"/>
+          <w:szCs w:val="21"/>
+          <w:lang w:eastAsia="zh-CN"/>
+        </w:rPr>
+      </w:pPr>
+    </w:p>
+    <w:p>
+      <w:pPr>
+        <w:rPr>
+          <w:rFonts w:ascii="宋体" w:hAnsi="宋体" w:hint="eastAsia"/>
+          <w:szCs w:val="21"/>
+          <w:lang w:eastAsia="zh-CN"/>
+        </w:rPr>
+      </w:pPr>
+    </w:p>
+    <w:p>
+      <w:pPr>
+        <w:rPr>
+          <w:rFonts w:ascii="宋体" w:hAnsi="宋体" w:hint="eastAsia"/>
+          <w:szCs w:val="21"/>
+          <w:lang w:eastAsia="zh-CN"/>
+        </w:rPr>
+      </w:pPr>
+    </w:p>
+    <w:p>
+      <w:pPr>
+        <w:rPr>
+          <w:rFonts w:ascii="宋体" w:hAnsi="宋体" w:hint="eastAsia"/>
+          <w:szCs w:val="21"/>
+          <w:lang w:eastAsia="zh-CN"/>
+        </w:rPr>
+      </w:pPr>
+    </w:p>
+    <w:p>
+      <w:pPr>
+        <w:rPr>
+          <w:rFonts w:ascii="宋体" w:hAnsi="宋体" w:hint="eastAsia"/>
+          <w:szCs w:val="21"/>
+          <w:lang w:eastAsia="zh-CN"/>
+        </w:rPr>
+      </w:pPr>
+    </w:p>
+    <w:p>
+      <w:pPr>
+        <w:rPr>
+          <w:rFonts w:ascii="宋体" w:hAnsi="宋体" w:hint="eastAsia"/>
+          <w:szCs w:val="21"/>
+          <w:lang w:eastAsia="zh-CN"/>
+        </w:rPr>
+      </w:pPr>
+    </w:p>
+    <w:p>
+      <w:pPr>
+        <w:rPr>
+          <w:rFonts w:ascii="宋体" w:hAnsi="宋体" w:hint="eastAsia"/>
+          <w:szCs w:val="21"/>
+          <w:lang w:eastAsia="zh-CN"/>
+        </w:rPr>
+      </w:pPr>
+    </w:p>
+    <w:p>
+      <w:pPr>
+        <w:rPr>
+          <w:rFonts w:ascii="宋体" w:hAnsi="宋体" w:hint="eastAsia"/>
+          <w:szCs w:val="21"/>
+          <w:lang w:eastAsia="zh-CN"/>
+        </w:rPr>
+      </w:pPr>
+    </w:p>
+    <w:p>
+      <w:pPr>
+        <w:rPr>
+          <w:rFonts w:ascii="宋体" w:hAnsi="宋体" w:hint="eastAsia"/>
+          <w:szCs w:val="21"/>
+          <w:lang w:eastAsia="zh-CN"/>
+        </w:rPr>
+      </w:pPr>
+    </w:p>
+    <w:p>
+      <w:pPr>
+        <w:rPr>
+          <w:rFonts w:ascii="宋体" w:hAnsi="宋体" w:hint="eastAsia"/>
+          <w:szCs w:val="21"/>
+          <w:lang w:eastAsia="zh-CN"/>
+        </w:rPr>
+      </w:pPr>
+    </w:p>
+    <w:p>
+      <w:pPr>
+        <w:rPr>
+          <w:rFonts w:ascii="宋体" w:hAnsi="宋体" w:hint="eastAsia"/>
+          <w:szCs w:val="21"/>
+          <w:lang w:eastAsia="zh-CN"/>
+        </w:rPr>
+      </w:pPr>
+    </w:p>
+    <w:p>
+      <w:pPr>
+        <w:rPr>
+          <w:rFonts w:ascii="宋体" w:hAnsi="宋体" w:hint="eastAsia"/>
+          <w:szCs w:val="21"/>
+          <w:lang w:eastAsia="zh-CN"/>
+        </w:rPr>
+      </w:pPr>
+    </w:p>
+    <w:p>
+      <w:pPr>
+        <w:rPr>
+          <w:rFonts w:ascii="宋体" w:hAnsi="宋体" w:hint="eastAsia"/>
+          <w:szCs w:val="21"/>
+          <w:lang w:eastAsia="zh-CN"/>
+        </w:rPr>
+      </w:pPr>
+    </w:p>
+    <w:p>
+      <w:pPr>
+        <w:rPr>
+          <w:rFonts w:ascii="宋体" w:hAnsi="宋体" w:hint="eastAsia"/>
+          <w:szCs w:val="21"/>
+          <w:lang w:eastAsia="zh-CN"/>
+        </w:rPr>
+      </w:pPr>
+    </w:p>
+    <w:p>
+      <w:pPr>
+        <w:rPr>
+          <w:rFonts w:ascii="宋体" w:hAnsi="宋体" w:hint="eastAsia"/>
+          <w:szCs w:val="21"/>
+          <w:lang w:eastAsia="zh-CN"/>
+        </w:rPr>
+      </w:pPr>
+    </w:p>
+    <w:p>
+      <w:pPr>
+        <w:rPr>
+          <w:rFonts w:ascii="宋体" w:hAnsi="宋体" w:hint="eastAsia"/>
+          <w:szCs w:val="21"/>
+          <w:lang w:eastAsia="zh-CN"/>
+        </w:rPr>
+      </w:pPr>
+    </w:p>
+    <w:p>
+      <w:pPr>
+        <w:rPr>
+          <w:rFonts w:ascii="宋体" w:hAnsi="宋体" w:hint="eastAsia"/>
           <w:szCs w:val="21"/>
           <w:lang w:eastAsia="zh-CN"/>
         </w:rPr>
@@ -1631,7 +1684,7 @@
     <w:p>
       <w:pPr>
         <w:rPr>
-          <w:rFonts w:ascii="宋体" w:hAnsi="宋体"/>
+          <w:rFonts w:ascii="宋体" w:hAnsi="宋体" w:hint="eastAsia"/>
           <w:b/>
           <w:bCs/>
           <w:szCs w:val="21"/>
@@ -1707,7 +1760,7 @@
         </w:numPr>
         <w:spacing w:before="156"/>
         <w:rPr>
-          <w:rFonts w:ascii="宋体" w:hAnsi="宋体"/>
+          <w:rFonts w:ascii="宋体" w:hAnsi="宋体" w:hint="eastAsia"/>
           <w:szCs w:val="21"/>
           <w:lang w:eastAsia="zh-CN"/>
         </w:rPr>
@@ -1868,7 +1921,7 @@
         </w:numPr>
         <w:spacing w:before="156"/>
         <w:rPr>
-          <w:rFonts w:ascii="宋体" w:hAnsi="宋体"/>
+          <w:rFonts w:ascii="宋体" w:hAnsi="宋体" w:hint="eastAsia"/>
           <w:szCs w:val="21"/>
           <w:lang w:eastAsia="zh-CN"/>
         </w:rPr>
@@ -1903,7 +1956,7 @@
       <w:pPr>
         <w:spacing w:before="156"/>
         <w:rPr>
-          <w:rFonts w:ascii="宋体" w:hAnsi="宋体"/>
+          <w:rFonts w:ascii="宋体" w:hAnsi="宋体" w:hint="eastAsia"/>
           <w:szCs w:val="21"/>
           <w:lang w:eastAsia="zh-CN"/>
         </w:rPr>
@@ -2102,7 +2155,7 @@
           <w:numId w:val="2"/>
         </w:numPr>
         <w:rPr>
-          <w:rFonts w:ascii="宋体" w:hAnsi="宋体"/>
+          <w:rFonts w:ascii="宋体" w:hAnsi="宋体" w:hint="eastAsia"/>
           <w:szCs w:val="21"/>
           <w:lang w:eastAsia="zh-CN"/>
         </w:rPr>
